--- a/DAY-5/Lab Exercise - Using Multiple Inventory Files in Ansible.docx
+++ b/DAY-5/Lab Exercise - Using Multiple Inventory Files in Ansible.docx
@@ -68,7 +68,7 @@
           <w:color w:val="000000" w:themeColor="text1"/>
         </w:rPr>
         <w:pict w14:anchorId="727DF9F3">
-          <v:rect id="_x0000_i1148" style="width:0;height:1.5pt" o:hralign="center" o:hrstd="t" o:hr="t" fillcolor="#a0a0a0" stroked="f"/>
+          <v:rect id="_x0000_i1026" style="width:0;height:1.5pt" o:hralign="center" o:hrstd="t" o:hr="t" fillcolor="#a0a0a0" stroked="f"/>
         </w:pict>
       </w:r>
     </w:p>
@@ -268,7 +268,7 @@
           <w:color w:val="000000" w:themeColor="text1"/>
         </w:rPr>
         <w:pict w14:anchorId="65EAD271">
-          <v:rect id="_x0000_i1149" style="width:0;height:1.5pt" o:hralign="center" o:hrstd="t" o:hr="t" fillcolor="#a0a0a0" stroked="f"/>
+          <v:rect id="_x0000_i1027" style="width:0;height:1.5pt" o:hralign="center" o:hrstd="t" o:hr="t" fillcolor="#a0a0a0" stroked="f"/>
         </w:pict>
       </w:r>
     </w:p>
@@ -419,7 +419,7 @@
           <w:color w:val="000000" w:themeColor="text1"/>
         </w:rPr>
         <w:pict w14:anchorId="7C9819EE">
-          <v:rect id="_x0000_i1150" style="width:0;height:1.5pt" o:hralign="center" o:hrstd="t" o:hr="t" fillcolor="#a0a0a0" stroked="f"/>
+          <v:rect id="_x0000_i1028" style="width:0;height:1.5pt" o:hralign="center" o:hrstd="t" o:hr="t" fillcolor="#a0a0a0" stroked="f"/>
         </w:pict>
       </w:r>
     </w:p>
@@ -462,7 +462,36 @@
           <w:bCs/>
           <w:color w:val="000000" w:themeColor="text1"/>
         </w:rPr>
-        <w:t>Create development inventory</w:t>
+        <w:t xml:space="preserve">Create development </w:t>
+      </w:r>
+      <w:proofErr w:type="gramStart"/>
+      <w:r>
+        <w:rPr>
+          <w:rFonts w:ascii="Georgia" w:eastAsia="Georgia Pro" w:hAnsi="Georgia" w:cs="Georgia Pro"/>
+          <w:b/>
+          <w:bCs/>
+          <w:color w:val="000000" w:themeColor="text1"/>
+        </w:rPr>
+        <w:t>inventory</w:t>
+      </w:r>
+      <w:r>
+        <w:rPr>
+          <w:rFonts w:ascii="Georgia" w:eastAsia="Georgia Pro" w:hAnsi="Georgia" w:cs="Georgia Pro"/>
+          <w:b/>
+          <w:bCs/>
+          <w:color w:val="000000" w:themeColor="text1"/>
+        </w:rPr>
+        <w:t xml:space="preserve">  (</w:t>
+      </w:r>
+      <w:proofErr w:type="gramEnd"/>
+      <w:r>
+        <w:rPr>
+          <w:rFonts w:ascii="Georgia" w:eastAsia="Georgia Pro" w:hAnsi="Georgia" w:cs="Georgia Pro"/>
+          <w:b/>
+          <w:bCs/>
+          <w:color w:val="000000" w:themeColor="text1"/>
+        </w:rPr>
+        <w:t>VS Code)</w:t>
       </w:r>
     </w:p>
     <w:p>
@@ -486,7 +515,7 @@
           <w:rFonts w:ascii="Georgia" w:eastAsia="Georgia Pro" w:hAnsi="Georgia" w:cs="Georgia Pro"/>
           <w:color w:val="000000" w:themeColor="text1"/>
         </w:rPr>
-        <w:t>nano dev.ini</w:t>
+        <w:t>dev.ini</w:t>
       </w:r>
     </w:p>
     <w:p>
@@ -1242,7 +1271,7 @@
         </w:rPr>
         <w:lastRenderedPageBreak/>
         <w:pict w14:anchorId="7924979C">
-          <v:rect id="_x0000_i1152" style="width:0;height:1.5pt" o:hralign="center" o:hrstd="t" o:hr="t" fillcolor="#a0a0a0" stroked="f"/>
+          <v:rect id="_x0000_i1029" style="width:0;height:1.5pt" o:hralign="center" o:hrstd="t" o:hr="t" fillcolor="#a0a0a0" stroked="f"/>
         </w:pict>
       </w:r>
     </w:p>
@@ -1393,7 +1422,7 @@
           <w:color w:val="000000" w:themeColor="text1"/>
         </w:rPr>
         <w:pict w14:anchorId="0BD92D31">
-          <v:rect id="_x0000_i1153" style="width:0;height:1.5pt" o:hralign="center" o:hrstd="t" o:hr="t" fillcolor="#a0a0a0" stroked="f"/>
+          <v:rect id="_x0000_i1030" style="width:0;height:1.5pt" o:hralign="center" o:hrstd="t" o:hr="t" fillcolor="#a0a0a0" stroked="f"/>
         </w:pict>
       </w:r>
     </w:p>
@@ -1530,7 +1559,7 @@
           <w:color w:val="000000" w:themeColor="text1"/>
         </w:rPr>
         <w:pict w14:anchorId="25A76B79">
-          <v:rect id="_x0000_i1154" style="width:0;height:1.5pt" o:hralign="center" o:hrstd="t" o:hr="t" fillcolor="#a0a0a0" stroked="f"/>
+          <v:rect id="_x0000_i1031" style="width:0;height:1.5pt" o:hralign="center" o:hrstd="t" o:hr="t" fillcolor="#a0a0a0" stroked="f"/>
         </w:pict>
       </w:r>
     </w:p>
@@ -1629,7 +1658,7 @@
           <w:color w:val="000000" w:themeColor="text1"/>
         </w:rPr>
         <w:pict w14:anchorId="22D2BD0D">
-          <v:rect id="_x0000_i1155" style="width:0;height:1.5pt" o:hralign="center" o:hrstd="t" o:hr="t" fillcolor="#a0a0a0" stroked="f"/>
+          <v:rect id="_x0000_i1032" style="width:0;height:1.5pt" o:hralign="center" o:hrstd="t" o:hr="t" fillcolor="#a0a0a0" stroked="f"/>
         </w:pict>
       </w:r>
     </w:p>
@@ -1834,7 +1863,7 @@
           <w:color w:val="000000" w:themeColor="text1"/>
         </w:rPr>
         <w:pict w14:anchorId="09AB6921">
-          <v:rect id="_x0000_i1156" style="width:0;height:1.5pt" o:hralign="center" o:hrstd="t" o:hr="t" fillcolor="#a0a0a0" stroked="f"/>
+          <v:rect id="_x0000_i1033" style="width:0;height:1.5pt" o:hralign="center" o:hrstd="t" o:hr="t" fillcolor="#a0a0a0" stroked="f"/>
         </w:pict>
       </w:r>
     </w:p>
@@ -1959,7 +1988,7 @@
           <w:right w:val="single" w:sz="4" w:space="4" w:color="auto"/>
         </w:pBdr>
         <w:shd w:val="clear" w:color="auto" w:fill="F2F2F2" w:themeFill="background1" w:themeFillShade="F2"/>
-        <w:spacing w:before="240" w:after="240" w:line="480" w:lineRule="auto"/>
+        <w:spacing w:after="0" w:line="480" w:lineRule="auto"/>
         <w:jc w:val="both"/>
         <w:rPr>
           <w:rFonts w:ascii="Georgia" w:eastAsia="Georgia Pro" w:hAnsi="Georgia" w:cs="Georgia Pro"/>
@@ -1971,7 +2000,55 @@
           <w:rFonts w:ascii="Georgia" w:eastAsia="Georgia Pro" w:hAnsi="Georgia" w:cs="Georgia Pro"/>
           <w:color w:val="000000" w:themeColor="text1"/>
         </w:rPr>
-        <w:t>ansible-playbook -</w:t>
+        <w:t>mv inventories/dev.ini inventories/dev</w:t>
+      </w:r>
+    </w:p>
+    <w:p>
+      <w:pPr>
+        <w:pBdr>
+          <w:top w:val="single" w:sz="4" w:space="1" w:color="auto"/>
+          <w:left w:val="single" w:sz="4" w:space="4" w:color="auto"/>
+          <w:bottom w:val="single" w:sz="4" w:space="1" w:color="auto"/>
+          <w:right w:val="single" w:sz="4" w:space="4" w:color="auto"/>
+        </w:pBdr>
+        <w:shd w:val="clear" w:color="auto" w:fill="F2F2F2" w:themeFill="background1" w:themeFillShade="F2"/>
+        <w:spacing w:after="0" w:line="480" w:lineRule="auto"/>
+        <w:jc w:val="both"/>
+        <w:rPr>
+          <w:rFonts w:ascii="Georgia" w:eastAsia="Georgia Pro" w:hAnsi="Georgia" w:cs="Georgia Pro"/>
+          <w:color w:val="000000" w:themeColor="text1"/>
+        </w:rPr>
+      </w:pPr>
+      <w:r>
+        <w:rPr>
+          <w:rFonts w:ascii="Georgia" w:eastAsia="Georgia Pro" w:hAnsi="Georgia" w:cs="Georgia Pro"/>
+          <w:color w:val="000000" w:themeColor="text1"/>
+        </w:rPr>
+        <w:t>mv inventories/prod.ini inventories/prod</w:t>
+      </w:r>
+    </w:p>
+    <w:p>
+      <w:pPr>
+        <w:pBdr>
+          <w:top w:val="single" w:sz="4" w:space="1" w:color="auto"/>
+          <w:left w:val="single" w:sz="4" w:space="4" w:color="auto"/>
+          <w:bottom w:val="single" w:sz="4" w:space="1" w:color="auto"/>
+          <w:right w:val="single" w:sz="4" w:space="4" w:color="auto"/>
+        </w:pBdr>
+        <w:shd w:val="clear" w:color="auto" w:fill="F2F2F2" w:themeFill="background1" w:themeFillShade="F2"/>
+        <w:spacing w:after="0" w:line="480" w:lineRule="auto"/>
+        <w:jc w:val="both"/>
+        <w:rPr>
+          <w:rFonts w:ascii="Georgia" w:eastAsia="Georgia Pro" w:hAnsi="Georgia" w:cs="Georgia Pro"/>
+          <w:color w:val="000000" w:themeColor="text1"/>
+        </w:rPr>
+      </w:pPr>
+      <w:r>
+        <w:rPr>
+          <w:rFonts w:ascii="Georgia" w:eastAsia="Georgia Pro" w:hAnsi="Georgia" w:cs="Georgia Pro"/>
+          <w:color w:val="000000" w:themeColor="text1"/>
+        </w:rPr>
+        <w:t>mv inventories/qa.ini inventories/</w:t>
       </w:r>
       <w:proofErr w:type="spellStart"/>
       <w:r>
@@ -1979,23 +2056,7 @@
           <w:rFonts w:ascii="Georgia" w:eastAsia="Georgia Pro" w:hAnsi="Georgia" w:cs="Georgia Pro"/>
           <w:color w:val="000000" w:themeColor="text1"/>
         </w:rPr>
-        <w:t>i</w:t>
-      </w:r>
-      <w:proofErr w:type="spellEnd"/>
-      <w:r>
-        <w:rPr>
-          <w:rFonts w:ascii="Georgia" w:eastAsia="Georgia Pro" w:hAnsi="Georgia" w:cs="Georgia Pro"/>
-          <w:color w:val="000000" w:themeColor="text1"/>
-        </w:rPr>
-        <w:t xml:space="preserve"> inventories/ </w:t>
-      </w:r>
-      <w:proofErr w:type="spellStart"/>
-      <w:r>
-        <w:rPr>
-          <w:rFonts w:ascii="Georgia" w:eastAsia="Georgia Pro" w:hAnsi="Georgia" w:cs="Georgia Pro"/>
-          <w:color w:val="000000" w:themeColor="text1"/>
-        </w:rPr>
-        <w:t>ping.yml</w:t>
+        <w:t>qa</w:t>
       </w:r>
       <w:proofErr w:type="spellEnd"/>
     </w:p>
@@ -2016,6 +2077,13 @@
     </w:p>
     <w:p>
       <w:pPr>
+        <w:pBdr>
+          <w:top w:val="single" w:sz="4" w:space="1" w:color="auto"/>
+          <w:left w:val="single" w:sz="4" w:space="4" w:color="auto"/>
+          <w:bottom w:val="single" w:sz="4" w:space="1" w:color="auto"/>
+          <w:right w:val="single" w:sz="4" w:space="4" w:color="auto"/>
+        </w:pBdr>
+        <w:shd w:val="clear" w:color="auto" w:fill="F2F2F2" w:themeFill="background1" w:themeFillShade="F2"/>
         <w:spacing w:before="240" w:after="240" w:line="480" w:lineRule="auto"/>
         <w:jc w:val="both"/>
         <w:rPr>
@@ -2029,6 +2097,48 @@
           <w:color w:val="000000" w:themeColor="text1"/>
         </w:rPr>
         <w:lastRenderedPageBreak/>
+        <w:t>ansible-playbook -</w:t>
+      </w:r>
+      <w:proofErr w:type="spellStart"/>
+      <w:r>
+        <w:rPr>
+          <w:rFonts w:ascii="Georgia" w:eastAsia="Georgia Pro" w:hAnsi="Georgia" w:cs="Georgia Pro"/>
+          <w:color w:val="000000" w:themeColor="text1"/>
+        </w:rPr>
+        <w:t>i</w:t>
+      </w:r>
+      <w:proofErr w:type="spellEnd"/>
+      <w:r>
+        <w:rPr>
+          <w:rFonts w:ascii="Georgia" w:eastAsia="Georgia Pro" w:hAnsi="Georgia" w:cs="Georgia Pro"/>
+          <w:color w:val="000000" w:themeColor="text1"/>
+        </w:rPr>
+        <w:t xml:space="preserve"> inventories/ </w:t>
+      </w:r>
+      <w:proofErr w:type="spellStart"/>
+      <w:r>
+        <w:rPr>
+          <w:rFonts w:ascii="Georgia" w:eastAsia="Georgia Pro" w:hAnsi="Georgia" w:cs="Georgia Pro"/>
+          <w:color w:val="000000" w:themeColor="text1"/>
+        </w:rPr>
+        <w:t>ping.yml</w:t>
+      </w:r>
+      <w:proofErr w:type="spellEnd"/>
+    </w:p>
+    <w:p>
+      <w:pPr>
+        <w:spacing w:before="240" w:after="240" w:line="480" w:lineRule="auto"/>
+        <w:jc w:val="both"/>
+        <w:rPr>
+          <w:rFonts w:ascii="Georgia" w:eastAsia="Georgia Pro" w:hAnsi="Georgia" w:cs="Georgia Pro"/>
+          <w:color w:val="000000" w:themeColor="text1"/>
+        </w:rPr>
+      </w:pPr>
+      <w:r>
+        <w:rPr>
+          <w:rFonts w:ascii="Georgia" w:eastAsia="Georgia Pro" w:hAnsi="Georgia" w:cs="Georgia Pro"/>
+          <w:color w:val="000000" w:themeColor="text1"/>
+        </w:rPr>
         <w:t>Expected output (all three):</w:t>
       </w:r>
     </w:p>
@@ -2119,7 +2229,7 @@
           <w:color w:val="000000" w:themeColor="text1"/>
         </w:rPr>
         <w:pict w14:anchorId="0FECBC75">
-          <v:rect id="_x0000_i1157" style="width:0;height:1.5pt" o:hralign="center" o:hrstd="t" o:hr="t" fillcolor="#a0a0a0" stroked="f"/>
+          <v:rect id="_x0000_i1034" style="width:0;height:1.5pt" o:hralign="center" o:hrstd="t" o:hr="t" fillcolor="#a0a0a0" stroked="f"/>
         </w:pict>
       </w:r>
     </w:p>
@@ -2490,6 +2600,7 @@
           <w:rFonts w:ascii="Georgia" w:eastAsia="Georgia Pro" w:hAnsi="Georgia" w:cs="Georgia Pro"/>
           <w:color w:val="000000" w:themeColor="text1"/>
         </w:rPr>
+        <w:lastRenderedPageBreak/>
         <w:t xml:space="preserve">  qa-web1</w:t>
       </w:r>
     </w:p>
@@ -2507,7 +2618,7 @@
 <w:numbering xmlns:wpc="http://schemas.microsoft.com/office/word/2010/wordprocessingCanvas" xmlns:cx="http://schemas.microsoft.com/office/drawing/2014/chartex" xmlns:cx1="http://schemas.microsoft.com/office/drawing/2015/9/8/chartex" xmlns:cx2="http://schemas.microsoft.com/office/drawing/2015/10/21/chartex" xmlns:cx3="http://schemas.microsoft.com/office/drawing/2016/5/9/chartex" xmlns:cx4="http://schemas.microsoft.com/office/drawing/2016/5/10/chartex" xmlns:cx5="http://schemas.microsoft.com/office/drawing/2016/5/11/chartex" xmlns:cx6="http://schemas.microsoft.com/office/drawing/2016/5/12/chartex" xmlns:cx7="http://schemas.microsoft.com/office/drawing/2016/5/13/chartex" xmlns:cx8="http://schemas.microsoft.com/office/drawing/2016/5/14/chartex" xmlns:mc="http://schemas.openxmlformats.org/markup-compatibility/2006" xmlns:aink="http://schemas.microsoft.com/office/drawing/2016/ink" xmlns:am3d="http://schemas.microsoft.com/office/drawing/2017/model3d" xmlns:o="urn:schemas-microsoft-com:office:office" xmlns:oel="http://schemas.microsoft.com/office/2019/extlst" xmlns:r="http://schemas.openxmlformats.org/officeDocument/2006/relationships" xmlns:m="http://schemas.openxmlformats.org/officeDocument/2006/math" xmlns:v="urn:schemas-microsoft-com:vml" xmlns:wp14="http://schemas.microsoft.com/office/word/2010/wordprocessingDrawing" xmlns:wp="http://schemas.openxmlformats.org/drawingml/2006/wordprocessingDrawing" xmlns:w10="urn:schemas-microsoft-com:office:word" xmlns:w="http://schemas.openxmlformats.org/wordprocessingml/2006/main" xmlns:w14="http://schemas.microsoft.com/office/word/2010/wordml" xmlns:w15="http://schemas.microsoft.com/office/word/2012/wordml" xmlns:w16cex="http://schemas.microsoft.com/office/word/2018/wordml/cex" xmlns:w16cid="http://schemas.microsoft.com/office/word/2016/wordml/cid" xmlns:w16="http://schemas.microsoft.com/office/word/2018/wordml" xmlns:w16du="http://schemas.microsoft.com/office/word/2023/wordml/word16du" xmlns:w16sdtdh="http://schemas.microsoft.com/office/word/2020/wordml/sdtdatahash" xmlns:w16sdtfl="http://schemas.microsoft.com/office/word/2024/wordml/sdtformatlock" xmlns:w16se="http://schemas.microsoft.com/office/word/2015/wordml/symex" xmlns:wpg="http://schemas.microsoft.com/office/word/2010/wordprocessingGroup" xmlns:wpi="http://schemas.microsoft.com/office/word/2010/wordprocessingInk" xmlns:wne="http://schemas.microsoft.com/office/word/2006/wordml" xmlns:wps="http://schemas.microsoft.com/office/word/2010/wordprocessingShape" mc:Ignorable="w14 w15 w16se w16cid w16 w16cex w16sdtdh w16sdtfl w16du wp14">
   <w:numPicBullet w:numPicBulletId="0">
     <w:pict>
-      <v:rect id="_x0000_i1118" style="width:0;height:1.5pt" o:hralign="center" o:bullet="t" o:hrstd="t" o:hr="t" fillcolor="#a0a0a0" stroked="f"/>
+      <v:rect id="_x0000_i1025" style="width:0;height:1.5pt" o:hralign="center" o:bullet="t" o:hrstd="t" o:hr="t" fillcolor="#a0a0a0" stroked="f"/>
     </w:pict>
   </w:numPicBullet>
   <w:abstractNum w:abstractNumId="0" w15:restartNumberingAfterBreak="0">
@@ -10049,6 +10160,7 @@
   <w:style w:type="character" w:default="1" w:styleId="DefaultParagraphFont">
     <w:name w:val="Default Paragraph Font"/>
     <w:uiPriority w:val="1"/>
+    <w:semiHidden/>
     <w:unhideWhenUsed/>
   </w:style>
   <w:style w:type="table" w:default="1" w:styleId="TableNormal">
